--- a/fuentes/CF2_62330168_Podcast.docx
+++ b/fuentes/CF2_62330168_Podcast.docx
@@ -5,8 +5,10 @@
     <w:p>
       <w:pPr>
         <w:spacing w:line="240" w:lineRule="auto"/>
+        <w:jc w:val="center"/>
         <w:rPr>
-          <w:b/>
+          <w:b w:val="1"/>
+          <w:bCs w:val="1"/>
         </w:rPr>
       </w:pPr>
     </w:p>
@@ -158,7 +160,7 @@
       </w:tr>
       <w:tr>
         <w:trPr>
-          <w:trHeight w:val="630"/>
+          <w:trHeight w:val="405"/>
         </w:trPr>
         <w:tc>
           <w:tcPr>
@@ -219,27 +221,18 @@
           <w:p>
             <w:pPr>
               <w:spacing w:line="240" w:lineRule="auto"/>
-              <w:rPr>
+              <w:jc w:val="center"/>
+              <w:rPr>
+                <w:highlight w:val="yellow"/>
                 <w:lang w:val="es-CO"/>
               </w:rPr>
             </w:pPr>
             <w:r>
-              <w:rPr/>
+              <w:rPr>
+                <w:highlight w:val="yellow"/>
+              </w:rPr>
               <w:t>Del diálogo al acuerdo: un cierre de ventas exitoso</w:t>
             </w:r>
-          </w:p>
-          <w:p>
-            <w:pPr>
-              <w:spacing w:line="240" w:lineRule="auto"/>
-            </w:pPr>
-          </w:p>
-          <w:p>
-            <w:pPr>
-              <w:spacing w:line="240" w:lineRule="auto"/>
-              <w:rPr>
-                <w:lang w:val="es-CO"/>
-              </w:rPr>
-            </w:pPr>
           </w:p>
         </w:tc>
       </w:tr>
@@ -395,6 +388,7 @@
             <w:pPr>
               <w:spacing w:line="240" w:lineRule="auto"/>
               <w:rPr>
+                <w:highlight w:val="yellow"/>
                 <w:lang w:val="es-CO"/>
               </w:rPr>
             </w:pPr>
@@ -418,6 +412,7 @@
               <w:spacing w:before="100" w:beforeAutospacing="on" w:after="100" w:afterAutospacing="on" w:line="240" w:lineRule="auto"/>
               <w:rPr>
                 <w:rFonts w:eastAsia="Times New Roman"/>
+                <w:highlight w:val="yellow"/>
                 <w:lang w:val="es-CO" w:eastAsia="es-CO"/>
               </w:rPr>
             </w:pPr>
@@ -426,6 +421,7 @@
                 <w:rFonts w:eastAsia="Times New Roman"/>
                 <w:b w:val="1"/>
                 <w:bCs w:val="1"/>
+                <w:highlight w:val="yellow"/>
                 <w:lang w:val="es-CO" w:eastAsia="es-CO"/>
               </w:rPr>
               <w:t>Narrador:</w:t>
@@ -433,6 +429,7 @@
             <w:r>
               <w:rPr>
                 <w:rFonts w:eastAsia="Times New Roman"/>
+                <w:highlight w:val="yellow"/>
                 <w:lang w:val="es-CO" w:eastAsia="es-CO"/>
               </w:rPr>
               <w:t xml:space="preserve"> Bienvenidos. En esta oportunidad conocerán cómo una negociación bien preparada puede convertirse en un cierre de ventas exitoso</w:t>
@@ -440,6 +437,7 @@
             <w:r>
               <w:rPr>
                 <w:rFonts w:eastAsia="Times New Roman"/>
+                <w:highlight w:val="yellow"/>
                 <w:lang w:val="es-CO" w:eastAsia="es-CO"/>
               </w:rPr>
               <w:t>.</w:t>
@@ -447,17 +445,19 @@
           </w:p>
           <w:p>
             <w:pPr>
-              <w:spacing w:before="100" w:beforeAutospacing="1" w:after="100" w:afterAutospacing="1" w:line="240" w:lineRule="auto"/>
+              <w:spacing w:before="100" w:beforeAutospacing="on" w:after="100" w:afterAutospacing="on" w:line="240" w:lineRule="auto"/>
               <w:rPr>
                 <w:rFonts w:eastAsia="Times New Roman"/>
+                <w:highlight w:val="yellow"/>
                 <w:lang w:val="es-CO" w:eastAsia="es-CO"/>
               </w:rPr>
             </w:pPr>
             <w:r>
               <w:rPr>
                 <w:rFonts w:eastAsia="Times New Roman"/>
-                <w:b/>
-                <w:bCs/>
+                <w:b w:val="1"/>
+                <w:bCs w:val="1"/>
+                <w:highlight w:val="yellow"/>
                 <w:lang w:val="es-CO" w:eastAsia="es-CO"/>
               </w:rPr>
               <w:t>Asesor:</w:t>
@@ -465,6 +465,7 @@
             <w:r>
               <w:rPr>
                 <w:rFonts w:eastAsia="Times New Roman"/>
+                <w:highlight w:val="yellow"/>
                 <w:lang w:val="es-CO" w:eastAsia="es-CO"/>
               </w:rPr>
               <w:t xml:space="preserve"> Buenos días. Gracias por recibirme. Antes de hablar de la propuesta, me gustaría conocer cuáles son las principales necesidades de su empresa.</w:t>
@@ -472,17 +473,19 @@
           </w:p>
           <w:p>
             <w:pPr>
-              <w:spacing w:before="100" w:beforeAutospacing="1" w:after="100" w:afterAutospacing="1" w:line="240" w:lineRule="auto"/>
+              <w:spacing w:before="100" w:beforeAutospacing="on" w:after="100" w:afterAutospacing="on" w:line="240" w:lineRule="auto"/>
               <w:rPr>
                 <w:rFonts w:eastAsia="Times New Roman"/>
+                <w:highlight w:val="yellow"/>
                 <w:lang w:val="es-CO" w:eastAsia="es-CO"/>
               </w:rPr>
             </w:pPr>
             <w:r>
               <w:rPr>
                 <w:rFonts w:eastAsia="Times New Roman"/>
-                <w:b/>
-                <w:bCs/>
+                <w:b w:val="1"/>
+                <w:bCs w:val="1"/>
+                <w:highlight w:val="yellow"/>
                 <w:lang w:val="es-CO" w:eastAsia="es-CO"/>
               </w:rPr>
               <w:t>Cliente:</w:t>
@@ -490,6 +493,7 @@
             <w:r>
               <w:rPr>
                 <w:rFonts w:eastAsia="Times New Roman"/>
+                <w:highlight w:val="yellow"/>
                 <w:lang w:val="es-CO" w:eastAsia="es-CO"/>
               </w:rPr>
               <w:t xml:space="preserve"> Buscamos renovar nuestros equipos, pero nos preocupa que el presupuesto sea limitado y que las entregas se retrasen.</w:t>
@@ -497,17 +501,19 @@
           </w:p>
           <w:p>
             <w:pPr>
-              <w:spacing w:before="100" w:beforeAutospacing="1" w:after="100" w:afterAutospacing="1" w:line="240" w:lineRule="auto"/>
+              <w:spacing w:before="100" w:beforeAutospacing="on" w:after="100" w:afterAutospacing="on" w:line="240" w:lineRule="auto"/>
               <w:rPr>
                 <w:rFonts w:eastAsia="Times New Roman"/>
+                <w:highlight w:val="yellow"/>
                 <w:lang w:val="es-CO" w:eastAsia="es-CO"/>
               </w:rPr>
             </w:pPr>
             <w:r>
               <w:rPr>
                 <w:rFonts w:eastAsia="Times New Roman"/>
-                <w:b/>
-                <w:bCs/>
+                <w:b w:val="1"/>
+                <w:bCs w:val="1"/>
+                <w:highlight w:val="yellow"/>
                 <w:lang w:val="es-CO" w:eastAsia="es-CO"/>
               </w:rPr>
               <w:t>Asesor:</w:t>
@@ -515,6 +521,7 @@
             <w:r>
               <w:rPr>
                 <w:rFonts w:eastAsia="Times New Roman"/>
+                <w:highlight w:val="yellow"/>
                 <w:lang w:val="es-CO" w:eastAsia="es-CO"/>
               </w:rPr>
               <w:t xml:space="preserve"> Lo comprendo. Por eso preparé varias alternativas. Podemos programar entregas por etapas y ajustar el plan de pagos para que se adapte a su presupuesto, manteniendo las mismas condiciones de calidad y garantía.</w:t>
@@ -522,17 +529,19 @@
           </w:p>
           <w:p>
             <w:pPr>
-              <w:spacing w:before="100" w:beforeAutospacing="1" w:after="100" w:afterAutospacing="1" w:line="240" w:lineRule="auto"/>
+              <w:spacing w:before="100" w:beforeAutospacing="on" w:after="100" w:afterAutospacing="on" w:line="240" w:lineRule="auto"/>
               <w:rPr>
                 <w:rFonts w:eastAsia="Times New Roman"/>
+                <w:highlight w:val="yellow"/>
                 <w:lang w:val="es-CO" w:eastAsia="es-CO"/>
               </w:rPr>
             </w:pPr>
             <w:r>
               <w:rPr>
                 <w:rFonts w:eastAsia="Times New Roman"/>
-                <w:b/>
-                <w:bCs/>
+                <w:b w:val="1"/>
+                <w:bCs w:val="1"/>
+                <w:highlight w:val="yellow"/>
                 <w:lang w:val="es-CO" w:eastAsia="es-CO"/>
               </w:rPr>
               <w:t>Cliente:</w:t>
@@ -540,6 +549,7 @@
             <w:r>
               <w:rPr>
                 <w:rFonts w:eastAsia="Times New Roman"/>
+                <w:highlight w:val="yellow"/>
                 <w:lang w:val="es-CO" w:eastAsia="es-CO"/>
               </w:rPr>
               <w:t xml:space="preserve"> Esa opción resulta más conveniente. Sin embargo, ¿el soporte técnico se mantiene durante todo el proceso?</w:t>
@@ -547,17 +557,19 @@
           </w:p>
           <w:p>
             <w:pPr>
-              <w:spacing w:before="100" w:beforeAutospacing="1" w:after="100" w:afterAutospacing="1" w:line="240" w:lineRule="auto"/>
+              <w:spacing w:before="100" w:beforeAutospacing="on" w:after="100" w:afterAutospacing="on" w:line="240" w:lineRule="auto"/>
               <w:rPr>
                 <w:rFonts w:eastAsia="Times New Roman"/>
+                <w:highlight w:val="yellow"/>
                 <w:lang w:val="es-CO" w:eastAsia="es-CO"/>
               </w:rPr>
             </w:pPr>
             <w:r>
               <w:rPr>
                 <w:rFonts w:eastAsia="Times New Roman"/>
-                <w:b/>
-                <w:bCs/>
+                <w:b w:val="1"/>
+                <w:bCs w:val="1"/>
+                <w:highlight w:val="yellow"/>
                 <w:lang w:val="es-CO" w:eastAsia="es-CO"/>
               </w:rPr>
               <w:t>Asesor:</w:t>
@@ -565,6 +577,7 @@
             <w:r>
               <w:rPr>
                 <w:rFonts w:eastAsia="Times New Roman"/>
+                <w:highlight w:val="yellow"/>
                 <w:lang w:val="es-CO" w:eastAsia="es-CO"/>
               </w:rPr>
               <w:t xml:space="preserve"> Claro. El acompañamiento está incluido desde la instalación hasta la puesta en funcionamiento. Nuestro objetivo es ofrecer una solución que genere valor para su organización.</w:t>
@@ -572,17 +585,19 @@
           </w:p>
           <w:p>
             <w:pPr>
-              <w:spacing w:before="100" w:beforeAutospacing="1" w:after="100" w:afterAutospacing="1" w:line="240" w:lineRule="auto"/>
+              <w:spacing w:before="100" w:beforeAutospacing="on" w:after="100" w:afterAutospacing="on" w:line="240" w:lineRule="auto"/>
               <w:rPr>
                 <w:rFonts w:eastAsia="Times New Roman"/>
+                <w:highlight w:val="yellow"/>
                 <w:lang w:val="es-CO" w:eastAsia="es-CO"/>
               </w:rPr>
             </w:pPr>
             <w:r>
               <w:rPr>
                 <w:rFonts w:eastAsia="Times New Roman"/>
-                <w:b/>
-                <w:bCs/>
+                <w:b w:val="1"/>
+                <w:bCs w:val="1"/>
+                <w:highlight w:val="yellow"/>
                 <w:lang w:val="es-CO" w:eastAsia="es-CO"/>
               </w:rPr>
               <w:t>Cliente:</w:t>
@@ -590,6 +605,7 @@
             <w:r>
               <w:rPr>
                 <w:rFonts w:eastAsia="Times New Roman"/>
+                <w:highlight w:val="yellow"/>
                 <w:lang w:val="es-CO" w:eastAsia="es-CO"/>
               </w:rPr>
               <w:t xml:space="preserve"> En ese caso, considero que la propuesta responde a nuestras necesidades. Podemos avanzar con el acuerdo.</w:t>
@@ -597,17 +613,19 @@
           </w:p>
           <w:p>
             <w:pPr>
-              <w:spacing w:before="100" w:beforeAutospacing="1" w:after="100" w:afterAutospacing="1" w:line="240" w:lineRule="auto"/>
+              <w:spacing w:before="100" w:beforeAutospacing="on" w:after="100" w:afterAutospacing="on" w:line="240" w:lineRule="auto"/>
               <w:rPr>
                 <w:rFonts w:eastAsia="Times New Roman"/>
+                <w:highlight w:val="yellow"/>
                 <w:lang w:val="es-CO" w:eastAsia="es-CO"/>
               </w:rPr>
             </w:pPr>
             <w:r>
               <w:rPr>
                 <w:rFonts w:eastAsia="Times New Roman"/>
-                <w:b/>
-                <w:bCs/>
+                <w:b w:val="1"/>
+                <w:bCs w:val="1"/>
+                <w:highlight w:val="yellow"/>
                 <w:lang w:val="es-CO" w:eastAsia="es-CO"/>
               </w:rPr>
               <w:t>Asesor:</w:t>
@@ -615,6 +633,7 @@
             <w:r>
               <w:rPr>
                 <w:rFonts w:eastAsia="Times New Roman"/>
+                <w:highlight w:val="yellow"/>
                 <w:lang w:val="es-CO" w:eastAsia="es-CO"/>
               </w:rPr>
               <w:t xml:space="preserve"> Excelente. Revisemos las condiciones finales para formalizar el contrato y programar la primera entrega.</w:t>
@@ -622,17 +641,19 @@
           </w:p>
           <w:p>
             <w:pPr>
-              <w:spacing w:before="100" w:beforeAutospacing="1" w:after="100" w:afterAutospacing="1" w:line="240" w:lineRule="auto"/>
+              <w:spacing w:before="100" w:beforeAutospacing="on" w:after="100" w:afterAutospacing="on" w:line="240" w:lineRule="auto"/>
               <w:rPr>
                 <w:rFonts w:eastAsia="Times New Roman"/>
+                <w:highlight w:val="yellow"/>
                 <w:lang w:val="es-CO" w:eastAsia="es-CO"/>
               </w:rPr>
             </w:pPr>
             <w:r>
               <w:rPr>
                 <w:rFonts w:eastAsia="Times New Roman"/>
-                <w:b/>
-                <w:bCs/>
+                <w:b w:val="1"/>
+                <w:bCs w:val="1"/>
+                <w:highlight w:val="yellow"/>
                 <w:lang w:val="es-CO" w:eastAsia="es-CO"/>
               </w:rPr>
               <w:t>Narrador:</w:t>
@@ -640,6 +661,7 @@
             <w:r>
               <w:rPr>
                 <w:rFonts w:eastAsia="Times New Roman"/>
+                <w:highlight w:val="yellow"/>
                 <w:lang w:val="es-CO" w:eastAsia="es-CO"/>
               </w:rPr>
               <w:t xml:space="preserve"> Este caso demuestra que un cierre de ventas exitoso no depende únicamente del precio. La preparación, el manejo de las objeciones, la evaluación de alternativas y una comunicación efectiva permiten construir acuerdos que benefician tanto al cliente como a la organización.</w:t>
